--- a/doc/Literature Review-711.docx
+++ b/doc/Literature Review-711.docx
@@ -3631,6 +3631,270 @@
           <w:u w:val="single"/>
         </w:rPr>
         <w:fldChar w:fldCharType="end"/>
+      </w:r>
+    </w:p>
+    <w:p>
+      <w:pPr>
+        <w:pStyle w:val="2"/>
+      </w:pPr>
+      <w:r>
+        <w:t>9. Project Status Update and Professor Feedback (2026-07-17)</w:t>
+      </w:r>
+    </w:p>
+    <w:p>
+      <w:pPr>
+        <w:pStyle w:val="3"/>
+      </w:pPr>
+      <w:r>
+        <w:t>9.1 Dataset Expansion to V2.0</w:t>
+      </w:r>
+    </w:p>
+    <w:p>
+      <w:r>
+        <w:rPr>
+          <w:b w:val="0"/>
+        </w:rPr>
+        <w:t>Following the professor discussion, the dataset has been expanded from the original 5,976 stratified subset (4,780 training) to the full V2.0 training pool:</w:t>
+      </w:r>
+    </w:p>
+    <w:p>
+      <w:r>
+        <w:rPr>
+          <w:b w:val="0"/>
+        </w:rPr>
+        <w:t>- Training pool: 129,834 recordings (exceeds the 100,000 target suggested by the professor)</w:t>
+      </w:r>
+    </w:p>
+    <w:p>
+      <w:r>
+        <w:rPr>
+          <w:b w:val="0"/>
+        </w:rPr>
+        <w:t>- Fixed holdout test: 14,416 recordings</w:t>
+      </w:r>
+    </w:p>
+    <w:p>
+      <w:r>
+        <w:rPr>
+          <w:b w:val="0"/>
+        </w:rPr>
+        <w:t>- Bird species: 1,126 (after filtering 101 non-bird taxa and low-quality recordings)</w:t>
+      </w:r>
+    </w:p>
+    <w:p>
+      <w:r>
+        <w:rPr>
+          <w:b w:val="0"/>
+        </w:rPr>
+        <w:t>- Median samples per class: ~72 (up from ~3.9 in the old subset)</w:t>
+      </w:r>
+    </w:p>
+    <w:p>
+      <w:r>
+        <w:rPr>
+          <w:b w:val="0"/>
+        </w:rPr>
+        <w:t>- Low-resource species (&lt;15 training examples): 159 species augmented to target 15 via 4 augmentation methods</w:t>
+      </w:r>
+    </w:p>
+    <w:p>
+      <w:r>
+        <w:rPr>
+          <w:b w:val="0"/>
+        </w:rPr>
+        <w:t>- Triple control during training: balanced sampling + class-weighted loss + targeted audio augmentation</w:t>
+      </w:r>
+    </w:p>
+    <w:p>
+      <w:r>
+        <w:rPr>
+          <w:b w:val="0"/>
+        </w:rPr>
+        <w:t>See: Data Augmentation Documentation.md and SESSION_CONTEXT.md for details.</w:t>
+      </w:r>
+    </w:p>
+    <w:p>
+      <w:pPr>
+        <w:pStyle w:val="3"/>
+      </w:pPr>
+      <w:r>
+        <w:t>9.2 Professor Feedback on BirdNET Comparison</w:t>
+      </w:r>
+    </w:p>
+    <w:p>
+      <w:r>
+        <w:rPr>
+          <w:b w:val="0"/>
+        </w:rPr>
+        <w:t>The professor acknowledged that our dataset differs from the Cornell BirdNET training data, but considers this acceptable due to objective constraints on data availability.</w:t>
+      </w:r>
+    </w:p>
+    <w:p>
+      <w:r>
+        <w:rPr>
+          <w:b w:val="0"/>
+        </w:rPr>
+        <w:t>Key evaluation criteria: whether our model accuracy and reusability reach industry-recognized levels.</w:t>
+      </w:r>
+    </w:p>
+    <w:p>
+      <w:r>
+        <w:rPr>
+          <w:b w:val="0"/>
+        </w:rPr>
+        <w:t>Differentiated value: our systematic comparison of three heterogeneous algorithms under standardized noise conditions is precisely what the BirdNET literature lacks.</w:t>
+      </w:r>
+    </w:p>
+    <w:p>
+      <w:r>
+        <w:rPr>
+          <w:b w:val="0"/>
+        </w:rPr>
+        <w:t>BirdNET baseline comparison is no longer a hard requirement; it can be treated as a bonus contribution.</w:t>
+      </w:r>
+    </w:p>
+    <w:p>
+      <w:pPr>
+        <w:pStyle w:val="3"/>
+      </w:pPr>
+      <w:r>
+        <w:t>9.3 LightGBM Data Format Change (New Requirement)</w:t>
+      </w:r>
+    </w:p>
+    <w:p>
+      <w:r>
+        <w:rPr>
+          <w:b/>
+        </w:rPr>
+        <w:t>The professor specifically noted that LightGBM advantage lies in processing audio as spectrograms, not just using basic metadata statistics (spectral centroid, bandwidth, MFCC statistics, zero-crossing rate).</w:t>
+      </w:r>
+    </w:p>
+    <w:p>
+      <w:r>
+        <w:rPr>
+          <w:b w:val="0"/>
+        </w:rPr>
+        <w:t>Required modification: Change LightGBM input from handcrafted summary statistics to spectrogram-based features.</w:t>
+      </w:r>
+    </w:p>
+    <w:p>
+      <w:r>
+        <w:rPr>
+          <w:b w:val="0"/>
+        </w:rPr>
+        <w:t>Proposed approaches:</w:t>
+      </w:r>
+    </w:p>
+    <w:p>
+      <w:r>
+        <w:rPr>
+          <w:b w:val="0"/>
+        </w:rPr>
+        <w:t>A. Flatten mel-spectrogram into feature vectors (128 mel bands x time frames)</w:t>
+      </w:r>
+    </w:p>
+    <w:p>
+      <w:r>
+        <w:rPr>
+          <w:b w:val="0"/>
+        </w:rPr>
+        <w:t>B. Use YAMNet pre-extracted 1024-dim embeddings as LightGBM input</w:t>
+      </w:r>
+    </w:p>
+    <w:p>
+      <w:r>
+        <w:rPr>
+          <w:b w:val="0"/>
+        </w:rPr>
+        <w:t>C. Use spectrogram sub-band statistics (frequency-band energy distribution, temporal segment spectral patterns)</w:t>
+      </w:r>
+    </w:p>
+    <w:p>
+      <w:r>
+        <w:rPr>
+          <w:b w:val="0"/>
+        </w:rPr>
+        <w:t>Priority: P0 (explicitly required by the professor)</w:t>
+      </w:r>
+    </w:p>
+    <w:p>
+      <w:pPr>
+        <w:pStyle w:val="3"/>
+      </w:pPr>
+      <w:r>
+        <w:t>9.4 Updated Project Priorities</w:t>
+      </w:r>
+    </w:p>
+    <w:p>
+      <w:r>
+        <w:rPr>
+          <w:b w:val="0"/>
+        </w:rPr>
+        <w:t>P0 (Must do):</w:t>
+      </w:r>
+    </w:p>
+    <w:p>
+      <w:r>
+        <w:rPr>
+          <w:b w:val="0"/>
+        </w:rPr>
+        <w:t xml:space="preserve">  1. LightGBM data format change to spectrogram features (new professor requirement)</w:t>
+      </w:r>
+    </w:p>
+    <w:p>
+      <w:r>
+        <w:rPr>
+          <w:b w:val="0"/>
+        </w:rPr>
+        <w:t xml:space="preserve">  2. YAMNet end-to-end fine-tuning on Kaggle (using V2.0 129,834 data)</w:t>
+      </w:r>
+    </w:p>
+    <w:p>
+      <w:r>
+        <w:rPr>
+          <w:b w:val="0"/>
+        </w:rPr>
+        <w:t xml:space="preserve">  3. Three-model unified comparison (waiting for FastAI results)</w:t>
+      </w:r>
+    </w:p>
+    <w:p>
+      <w:r>
+        <w:rPr>
+          <w:b w:val="0"/>
+        </w:rPr>
+        <w:t>P1 (Strongly recommended):</w:t>
+      </w:r>
+    </w:p>
+    <w:p>
+      <w:r>
+        <w:rPr>
+          <w:b w:val="0"/>
+        </w:rPr>
+        <w:t xml:space="preserve">  4. Top-5/Top-10 accuracy + macro-F1 + frequency-group analysis (professor approved)</w:t>
+      </w:r>
+    </w:p>
+    <w:p>
+      <w:r>
+        <w:rPr>
+          <w:b w:val="0"/>
+        </w:rPr>
+        <w:t xml:space="preserve">  5. BirdNET baseline comparison (bonus, not required)</w:t>
+      </w:r>
+    </w:p>
+    <w:p>
+      <w:r>
+        <w:rPr>
+          <w:b w:val="0"/>
+        </w:rPr>
+        <w:t>P2 (Nice to have):</w:t>
+      </w:r>
+    </w:p>
+    <w:p>
+      <w:r>
+        <w:rPr>
+          <w:b w:val="0"/>
+        </w:rPr>
+        <w:t xml:space="preserve">  6. Multi-label training / architecture optimization</w:t>
       </w:r>
     </w:p>
     <w:sectPr>
